--- a/backend/apps/contracts/document_templates/customs_tk.docx
+++ b/backend/apps/contracts/document_templates/customs_tk.docx
@@ -4,25 +4,37 @@
   <w:body>
     <w:p>
       <w:pPr>
-        <w:jc w:val="right"/>
+        <w:ind w:left="3969"/>
+        <w:jc w:val="center"/>
       </w:pPr>
       <w:r>
-        <w:t>Aşgabat gümrükhanasynyň</w:t>
+        <w:rPr>
+          <w:b/>
+        </w:rPr>
+        <w:t>Aşgabat  gümrükhanasynyň</w:t>
       </w:r>
     </w:p>
     <w:p>
       <w:pPr>
-        <w:jc w:val="right"/>
+        <w:ind w:left="3969"/>
+        <w:jc w:val="center"/>
       </w:pPr>
       <w:r>
-        <w:t>«AKÝOL» gümrük nokadynyň</w:t>
+        <w:rPr>
+          <w:b/>
+        </w:rPr>
+        <w:t>“AKÝOL” gümrük nokadynyň</w:t>
       </w:r>
     </w:p>
     <w:p>
       <w:pPr>
-        <w:jc w:val="right"/>
+        <w:ind w:left="3969"/>
+        <w:jc w:val="center"/>
       </w:pPr>
       <w:r>
+        <w:rPr>
+          <w:b/>
+        </w:rPr>
         <w:t>müdirine</w:t>
       </w:r>
     </w:p>
@@ -44,23 +56,291 @@
         <w:jc w:val="both"/>
       </w:pPr>
       <w:r>
+        <w:rPr>
+          <w:b w:val="0"/>
+          <w:sz w:val="24"/>
+        </w:rPr>
         <w:t>{{ seller_name }} bilen {{ buyer_name }} arasynda {{ contract_line }} senede baglaşylan şertnama boýunça ýükümizi {{ country }} Respublikasyna çykarmak üçin gümrük gözegçisini bermegiňizi Sizden haýyş edýäris.</w:t>
       </w:r>
     </w:p>
     <w:p/>
+    <w:tbl>
+      <w:tblPr>
+        <w:tblStyle w:val="TableGrid"/>
+        <w:tblW w:type="auto" w:w="0"/>
+        <w:tblLayout w:type="fixed"/>
+        <w:tblLook w:firstColumn="1" w:firstRow="1" w:lastColumn="0" w:lastRow="0" w:noHBand="0" w:noVBand="1" w:val="04A0"/>
+      </w:tblPr>
+      <w:tblGrid>
+        <w:gridCol w:w="1984"/>
+        <w:gridCol w:w="1984"/>
+        <w:gridCol w:w="1984"/>
+        <w:gridCol w:w="1984"/>
+        <w:gridCol w:w="1984"/>
+      </w:tblGrid>
+      <w:tr>
+        <w:tc>
+          <w:tcPr>
+            <w:tcW w:type="dxa" w:w="737"/>
+          </w:tcPr>
+          <w:p>
+            <w:r/>
+            <w:r>
+              <w:rPr>
+                <w:b/>
+                <w:i w:val="0"/>
+                <w:sz w:val="22"/>
+              </w:rPr>
+              <w:t>T/b</w:t>
+            </w:r>
+          </w:p>
+        </w:tc>
+        <w:tc>
+          <w:tcPr>
+            <w:tcW w:type="dxa" w:w="2835"/>
+          </w:tcPr>
+          <w:p>
+            <w:r/>
+            <w:r>
+              <w:rPr>
+                <w:b/>
+                <w:i w:val="0"/>
+                <w:sz w:val="22"/>
+              </w:rPr>
+              <w:t>Ulag serişdeleriniň Belgisi</w:t>
+            </w:r>
+          </w:p>
+        </w:tc>
+        <w:tc>
+          <w:tcPr>
+            <w:tcW w:type="dxa" w:w="1417"/>
+          </w:tcPr>
+          <w:p>
+            <w:r/>
+            <w:r>
+              <w:rPr>
+                <w:b/>
+                <w:i w:val="0"/>
+                <w:sz w:val="22"/>
+              </w:rPr>
+              <w:t>Harydyň ady</w:t>
+            </w:r>
+          </w:p>
+        </w:tc>
+        <w:tc>
+          <w:tcPr>
+            <w:tcW w:type="dxa" w:w="1247"/>
+          </w:tcPr>
+          <w:p>
+            <w:r/>
+            <w:r>
+              <w:rPr>
+                <w:b/>
+                <w:i w:val="0"/>
+                <w:sz w:val="22"/>
+              </w:rPr>
+              <w:t>Orun sany</w:t>
+            </w:r>
+          </w:p>
+        </w:tc>
+        <w:tc>
+          <w:tcPr>
+            <w:tcW w:type="dxa" w:w="2268"/>
+          </w:tcPr>
+          <w:p>
+            <w:r/>
+            <w:r>
+              <w:rPr>
+                <w:b/>
+                <w:i w:val="0"/>
+                <w:sz w:val="22"/>
+              </w:rPr>
+              <w:t>Harydyň agramy</w:t>
+            </w:r>
+          </w:p>
+        </w:tc>
+      </w:tr>
+      <w:tr>
+        <w:tc>
+          <w:tcPr>
+            <w:tcW w:type="dxa" w:w="737"/>
+          </w:tcPr>
+          <w:p>
+            <w:r/>
+            <w:r>
+              <w:rPr>
+                <w:b w:val="0"/>
+                <w:i w:val="0"/>
+                <w:sz w:val="22"/>
+              </w:rPr>
+              <w:t>1</w:t>
+            </w:r>
+          </w:p>
+        </w:tc>
+        <w:tc>
+          <w:tcPr>
+            <w:tcW w:type="dxa" w:w="2835"/>
+          </w:tcPr>
+          <w:p>
+            <w:r/>
+            <w:r>
+              <w:rPr>
+                <w:b w:val="0"/>
+                <w:i w:val="0"/>
+                <w:sz w:val="22"/>
+              </w:rPr>
+              <w:t>{{ plate }}</w:t>
+            </w:r>
+          </w:p>
+        </w:tc>
+        <w:tc>
+          <w:tcPr>
+            <w:tcW w:type="dxa" w:w="1417"/>
+          </w:tcPr>
+          <w:p>
+            <w:r/>
+            <w:r>
+              <w:rPr>
+                <w:b w:val="0"/>
+                <w:i w:val="0"/>
+                <w:sz w:val="22"/>
+              </w:rPr>
+              <w:t>{{ product }}</w:t>
+            </w:r>
+          </w:p>
+        </w:tc>
+        <w:tc>
+          <w:tcPr>
+            <w:tcW w:type="dxa" w:w="1247"/>
+          </w:tcPr>
+          <w:p>
+            <w:r/>
+            <w:r>
+              <w:rPr>
+                <w:b w:val="0"/>
+                <w:i w:val="0"/>
+                <w:sz w:val="22"/>
+              </w:rPr>
+              <w:t>{{ boxes }}</w:t>
+            </w:r>
+          </w:p>
+        </w:tc>
+        <w:tc>
+          <w:tcPr>
+            <w:tcW w:type="dxa" w:w="2268"/>
+          </w:tcPr>
+          <w:p>
+            <w:r/>
+            <w:r>
+              <w:rPr>
+                <w:b w:val="0"/>
+                <w:i w:val="0"/>
+                <w:sz w:val="22"/>
+              </w:rPr>
+              <w:t>{{ gross }} kg.</w:t>
+            </w:r>
+          </w:p>
+        </w:tc>
+      </w:tr>
+    </w:tbl>
+    <w:p/>
     <w:p>
+      <w:pPr>
+        <w:jc w:val="both"/>
+      </w:pPr>
       <w:r>
-        <w:t>{{ doc_date }}</w:t>
+        <w:rPr>
+          <w:b w:val="0"/>
+          <w:sz w:val="24"/>
+        </w:rPr>
+        <w:t>Harytlaryň ýüklenjek ýeri: {{ place_loading }} Bu harytlaryň arasynda Türkmenistanyň çäginden alnyp gidilmegi gadagan edilen zatlaryň we neşe serişdeleriniň ýokdugyna güwa geçmek bilen, Türkmenistanyň Kanunçylygynda bellenen tertipde we möhletde degişli gümrük töleglerini wagtynda tölemäge hem-de 10 günüň dowamynda görkezilen harytlary awtoulag serişdesine (demirýol wagonlaryna) ýüklemäge we olary gümrük taýdan resmileşdirmek üçin ÝGD-ny, gümrük edarasyna berilmegi göz öňüne tutulan beýleki resminamalary gümrük edarasyna eltip bermäge borçlanýarys</w:t>
       </w:r>
     </w:p>
     <w:p>
+      <w:pPr>
+        <w:jc w:val="both"/>
+      </w:pPr>
       <w:r>
-        <w:t>Direktor ___________________ {{ seller_name }}</w:t>
+        <w:rPr>
+          <w:b w:val="0"/>
+          <w:sz w:val="24"/>
+        </w:rPr>
+        <w:t>Türkmenistanyň gümrük Kodeksiniň 31,47,53,77,78,81,273 Türkmenistanyň administratiw-hukuk tertibiniň bozulmalary hakyndaky kodeksiniň 390-407-nji hem-de jenaýat kodeksiniň 261-nji maddalary we bu düzgünleriň bozulmagy üçin jogapkärçilik babatda doly düşündirildi.</w:t>
       </w:r>
     </w:p>
+    <w:p>
+      <w:pPr>
+        <w:jc w:val="both"/>
+      </w:pPr>
+      <w:r>
+        <w:rPr>
+          <w:b w:val="0"/>
+          <w:sz w:val="24"/>
+        </w:rPr>
+        <w:t>Türkmenistanyň Maliýe we ykdysadyýet ministrligi bilen ylalaşylan we Türkmenistanyň Döwlet gullugynyň başlygynyň 2024-nji ýylyň 22-nji maýyndaky 48 belgili buýrugy bilen tassyklanan “Gümrük edaralary hyzmatlary üçin tölegleriň s/anawy we olaryň möçberleri” bilen tanyşdym.</w:t>
+      </w:r>
+    </w:p>
+    <w:p>
+      <w:pPr>
+        <w:jc w:val="both"/>
+      </w:pPr>
+      <w:r>
+        <w:rPr>
+          <w:b w:val="0"/>
+          <w:sz w:val="24"/>
+        </w:rPr>
+        <w:t>Harytlary ýükläp ugratmak we olary gümrük taýdan resmileşdirmek boýunça jogapkär</w:t>
+      </w:r>
+    </w:p>
+    <w:p/>
+    <w:tbl>
+      <w:tblPr>
+        <w:tblW w:type="auto" w:w="0"/>
+        <w:tblLayout w:type="fixed"/>
+        <w:tblLook w:firstColumn="1" w:firstRow="1" w:lastColumn="0" w:lastRow="0" w:noHBand="0" w:noVBand="1" w:val="04A0"/>
+      </w:tblPr>
+      <w:tblGrid>
+        <w:gridCol w:w="4961"/>
+        <w:gridCol w:w="4961"/>
+      </w:tblGrid>
+      <w:tr>
+        <w:tc>
+          <w:tcPr>
+            <w:tcW w:type="dxa" w:w="3402"/>
+          </w:tcPr>
+          <w:p>
+            <w:r/>
+            <w:r>
+              <w:rPr>
+                <w:b/>
+                <w:i w:val="0"/>
+                <w:sz w:val="24"/>
+              </w:rPr>
+              <w:t>Telekeçi</w:t>
+            </w:r>
+          </w:p>
+        </w:tc>
+        <w:tc>
+          <w:tcPr>
+            <w:tcW w:type="dxa" w:w="6236"/>
+          </w:tcPr>
+          <w:p>
+            <w:r/>
+            <w:r>
+              <w:rPr>
+                <w:b/>
+                <w:i w:val="0"/>
+                <w:sz w:val="24"/>
+              </w:rPr>
+              <w:t>{{ seller_name }}</w:t>
+            </w:r>
+          </w:p>
+        </w:tc>
+      </w:tr>
+    </w:tbl>
     <w:sectPr>
-      <w:pgSz w:w="12240" w:h="15840"/>
-      <w:pgMar w:top="1440" w:right="1800" w:bottom="1440" w:left="1800" w:header="720" w:footer="720" w:gutter="0"/>
+      <w:pgSz w:w="11906" w:h="16838"/>
+      <w:pgMar w:top="850" w:right="850" w:bottom="850" w:left="1134" w:header="720" w:footer="720" w:gutter="0"/>
       <w:cols w:space="720"/>
       <w:docGrid w:linePitch="360"/>
     </w:sectPr>
@@ -432,7 +712,8 @@
     <w:qFormat/>
     <w:rsid w:val="00FC693F"/>
     <w:rPr>
-      <w:sz w:val="22"/>
+      <w:rFonts w:ascii="Times New Roman" w:hAnsi="Times New Roman"/>
+      <w:sz w:val="24"/>
     </w:rPr>
   </w:style>
   <w:style w:type="paragraph" w:styleId="Header">
